--- a/cursor/EPK_Galereya_Uslug_BoatSochi_2026-08-18.docx
+++ b/cursor/EPK_Galereya_Uslug_BoatSochi_2026-08-18.docx
@@ -26,7 +26,7 @@
           <w:b/>
           <w:sz w:val="22"/>
         </w:rPr>
-        <w:t>Аккаунт vitaminki21 · код GU · 18.08.2026. РК ещё нет в Директе. Этот документ — как завести кампанию вручную. Агент в кабинет не входит.</w:t>
+        <w:t>Аккаунт vitaminki21 · код GU · 18.08.2026. РК ещё нет в Директе. Этот документ — как завести кампанию вручную. Агент в кабинет не входит. Живой агент GU: https://cursor.com/agents/bc-38eae2c0-267b-4d34-ba6c-f51bef4259f5</w:t>
       </w:r>
     </w:p>
     <w:p>
@@ -3833,7 +3833,7 @@
           <w:b w:val="0"/>
           <w:sz w:val="22"/>
         </w:rPr>
-        <w:t>Прислать агенту GU номер кампании и скрин: стратегия, цели, места показа, 8 ссылок.</w:t>
+        <w:t>Прислать агенту GU (https://cursor.com/agents/bc-38eae2c0-267b-4d34-ba6c-f51bef4259f5) номер кампании и скрин: стратегия, цели, места показа, 8 ссылок.</w:t>
       </w:r>
     </w:p>
     <w:p>
@@ -3902,7 +3902,7 @@
           <w:b w:val="0"/>
           <w:sz w:val="20"/>
         </w:rPr>
-        <w:t>Handoff агента: cursor/Galereya_uslug_agent_handoff.md</w:t>
+        <w:t>Агент GU: https://cursor.com/agents/bc-38eae2c0-267b-4d34-ba6c-f51bef4259f5 · handoff: cursor/Galereya_uslug_agent_handoff.md</w:t>
       </w:r>
     </w:p>
     <w:sectPr>

--- a/cursor/EPK_Galereya_Uslug_BoatSochi_2026-08-18.docx
+++ b/cursor/EPK_Galereya_Uslug_BoatSochi_2026-08-18.docx
@@ -1056,7 +1056,7 @@
           <w:b w:val="0"/>
           <w:sz w:val="22"/>
         </w:rPr>
-        <w:t>Уточнения из раздела 10.</w:t>
+        <w:t>Уточнения из раздела 11, столбиком. Запрещённые площадки не заполнять (раздел 12).</w:t>
       </w:r>
     </w:p>
     <w:p>
@@ -3219,7 +3219,7 @@
           <w:color w:val="0B3D5C"/>
           <w:sz w:val="32"/>
         </w:rPr>
-        <w:t>10. Объявление: заголовки, тексты, уточнения</w:t>
+        <w:t>10. Объявление: заголовки и тексты</w:t>
       </w:r>
     </w:p>
     <w:p>
@@ -3401,7 +3401,34 @@
           <w:b w:val="0"/>
           <w:sz w:val="22"/>
         </w:rPr>
-        <w:t>Уточнения:</w:t>
+        <w:t>Не использовать в заголовках: «1 800 ₽» как единственный оффер, «50 000 ₽», «дельфины гарантированы», телефон Натальи +7 918 304-40-00.</w:t>
+      </w:r>
+    </w:p>
+    <w:p>
+      <w:pPr>
+        <w:pStyle w:val="Heading1"/>
+      </w:pPr>
+      <w:r>
+        <w:rPr>
+          <w:rFonts w:ascii="Calibri" w:hAnsi="Calibri" w:eastAsia="Calibri"/>
+          <w:b/>
+          <w:color w:val="0B3D5C"/>
+          <w:sz w:val="32"/>
+        </w:rPr>
+        <w:t>11. Уточнения</w:t>
+      </w:r>
+    </w:p>
+    <w:p>
+      <w:pPr>
+        <w:spacing w:after="120" w:before="0"/>
+      </w:pPr>
+      <w:r>
+        <w:rPr>
+          <w:rFonts w:ascii="Calibri" w:hAnsi="Calibri" w:eastAsia="Calibri"/>
+          <w:b w:val="0"/>
+          <w:sz w:val="22"/>
+        </w:rPr>
+        <w:t>Экран объявления → Дополнительные элементы → Уточнения. Копировать столбиком, по одному в поле. Каждое ≤ 25 символов. Порядок показа Директ выбирает сам.</w:t>
       </w:r>
     </w:p>
     <w:p>
@@ -3440,6 +3467,19 @@
           <w:b w:val="0"/>
           <w:sz w:val="22"/>
         </w:rPr>
+        <w:t>Причал Парусная 1</w:t>
+      </w:r>
+    </w:p>
+    <w:p>
+      <w:pPr>
+        <w:spacing w:after="0" w:before="0" w:line="240" w:lineRule="auto"/>
+      </w:pPr>
+      <w:r>
+        <w:rPr>
+          <w:rFonts w:ascii="Calibri" w:hAnsi="Calibri" w:eastAsia="Calibri"/>
+          <w:b w:val="0"/>
+          <w:sz w:val="22"/>
+        </w:rPr>
         <w:t>С капитаном</w:t>
       </w:r>
     </w:p>
@@ -3466,7 +3506,72 @@
           <w:b w:val="0"/>
           <w:sz w:val="22"/>
         </w:rPr>
+        <w:t>Аренда с капитаном</w:t>
+      </w:r>
+    </w:p>
+    <w:p>
+      <w:pPr>
+        <w:spacing w:after="0" w:before="0" w:line="240" w:lineRule="auto"/>
+      </w:pPr>
+      <w:r>
+        <w:rPr>
+          <w:rFonts w:ascii="Calibri" w:hAnsi="Calibri" w:eastAsia="Calibri"/>
+          <w:b w:val="0"/>
+          <w:sz w:val="22"/>
+        </w:rPr>
+        <w:t>Морские прогулки</w:t>
+      </w:r>
+    </w:p>
+    <w:p>
+      <w:pPr>
+        <w:spacing w:after="0" w:before="0" w:line="240" w:lineRule="auto"/>
+      </w:pPr>
+      <w:r>
+        <w:rPr>
+          <w:rFonts w:ascii="Calibri" w:hAnsi="Calibri" w:eastAsia="Calibri"/>
+          <w:b w:val="0"/>
+          <w:sz w:val="22"/>
+        </w:rPr>
         <w:t>Купание в море</w:t>
+      </w:r>
+    </w:p>
+    <w:p>
+      <w:pPr>
+        <w:spacing w:after="0" w:before="0" w:line="240" w:lineRule="auto"/>
+      </w:pPr>
+      <w:r>
+        <w:rPr>
+          <w:rFonts w:ascii="Calibri" w:hAnsi="Calibri" w:eastAsia="Calibri"/>
+          <w:b w:val="0"/>
+          <w:sz w:val="22"/>
+        </w:rPr>
+        <w:t>Открытое море</w:t>
+      </w:r>
+    </w:p>
+    <w:p>
+      <w:pPr>
+        <w:spacing w:after="0" w:before="0" w:line="240" w:lineRule="auto"/>
+      </w:pPr>
+      <w:r>
+        <w:rPr>
+          <w:rFonts w:ascii="Calibri" w:hAnsi="Calibri" w:eastAsia="Calibri"/>
+          <w:b w:val="0"/>
+          <w:sz w:val="22"/>
+        </w:rPr>
+        <w:t>Выход из порта</w:t>
+      </w:r>
+    </w:p>
+    <w:p>
+      <w:pPr>
+        <w:spacing w:after="0" w:before="0" w:line="240" w:lineRule="auto"/>
+      </w:pPr>
+      <w:r>
+        <w:rPr>
+          <w:rFonts w:ascii="Calibri" w:hAnsi="Calibri" w:eastAsia="Calibri"/>
+          <w:b w:val="0"/>
+          <w:sz w:val="22"/>
+        </w:rPr>
+        <w:t>Флот в Сириусе</w:t>
       </w:r>
     </w:p>
     <w:p>
@@ -3492,7 +3597,7 @@
           <w:b w:val="0"/>
           <w:sz w:val="22"/>
         </w:rPr>
-        <w:t>Telegram и MAX</w:t>
+        <w:t>Звонок в карточке</w:t>
       </w:r>
     </w:p>
     <w:p>
@@ -3505,12 +3610,12 @@
           <w:b w:val="0"/>
           <w:sz w:val="22"/>
         </w:rPr>
-        <w:t>Выход из порта</w:t>
+        <w:t>Telegram и MAX</w:t>
       </w:r>
     </w:p>
     <w:p>
       <w:pPr>
-        <w:spacing w:after="120" w:before="0"/>
+        <w:spacing w:after="0" w:before="0" w:line="240" w:lineRule="auto"/>
       </w:pPr>
       <w:r>
         <w:rPr>
@@ -3518,7 +3623,33 @@
           <w:b w:val="0"/>
           <w:sz w:val="22"/>
         </w:rPr>
-        <w:t>Не использовать в заголовках: «1 800 ₽» как единственный оффер, «50 000 ₽», «дельфины гарантированы», телефон Натальи +7 918 304-40-00.</w:t>
+        <w:t>WhatsApp в карточке</w:t>
+      </w:r>
+    </w:p>
+    <w:p>
+      <w:pPr>
+        <w:spacing w:after="0" w:before="0" w:line="240" w:lineRule="auto"/>
+      </w:pPr>
+      <w:r>
+        <w:rPr>
+          <w:rFonts w:ascii="Calibri" w:hAnsi="Calibri" w:eastAsia="Calibri"/>
+          <w:b w:val="0"/>
+          <w:sz w:val="22"/>
+        </w:rPr>
+        <w:t>с 8:00 до 23:00</w:t>
+      </w:r>
+    </w:p>
+    <w:p>
+      <w:pPr>
+        <w:spacing w:after="120" w:before="0"/>
+      </w:pPr>
+      <w:r>
+        <w:rPr>
+          <w:rFonts w:ascii="Calibri" w:hAnsi="Calibri" w:eastAsia="Calibri"/>
+          <w:b w:val="0"/>
+          <w:sz w:val="22"/>
+        </w:rPr>
+        <w:t>Не ставить уточнениями: «от 1 800 ₽», «50 000 ₽», «дельфины гарантированы», телефон Натальи. Цены разных продуктов в одной строке не смешивать.</w:t>
       </w:r>
     </w:p>
     <w:p>
@@ -3532,7 +3663,34 @@
           <w:color w:val="0B3D5C"/>
           <w:sz w:val="32"/>
         </w:rPr>
-        <w:t>11. Антиканнибализация — соседние РК</w:t>
+        <w:t>12. Запрещённые площадки</w:t>
+      </w:r>
+    </w:p>
+    <w:p>
+      <w:pPr>
+        <w:spacing w:after="120" w:before="0"/>
+      </w:pPr>
+      <w:r>
+        <w:rPr>
+          <w:rFonts w:ascii="Calibri" w:hAnsi="Calibri" w:eastAsia="Calibri"/>
+          <w:b w:val="0"/>
+          <w:sz w:val="22"/>
+        </w:rPr>
+        <w:t>Не заполнять. У GU РСЯ выключена: список организаций и галерея услуг мусорные сайты не крутят. Список запрещённых площадок оставить в Морских и ЕПК групповых. Сюда не копировать. Если Директ советует «добавьте исключения» — игнорировать, пока РСЯ выкл. Включать РСЯ без новой сверки нельзя.</w:t>
+      </w:r>
+    </w:p>
+    <w:p>
+      <w:pPr>
+        <w:pStyle w:val="Heading1"/>
+      </w:pPr>
+      <w:r>
+        <w:rPr>
+          <w:rFonts w:ascii="Calibri" w:hAnsi="Calibri" w:eastAsia="Calibri"/>
+          <w:b/>
+          <w:color w:val="0B3D5C"/>
+          <w:sz w:val="32"/>
+        </w:rPr>
+        <w:t>13. Антиканнибализация — соседние РК</w:t>
       </w:r>
     </w:p>
     <w:p>
@@ -3819,7 +3977,7 @@
           <w:color w:val="0B3D5C"/>
           <w:sz w:val="32"/>
         </w:rPr>
-        <w:t>12. После создания</w:t>
+        <w:t>14. После создания</w:t>
       </w:r>
     </w:p>
     <w:p>
@@ -3833,7 +3991,7 @@
           <w:b w:val="0"/>
           <w:sz w:val="22"/>
         </w:rPr>
-        <w:t>Прислать агенту GU (https://cursor.com/agents/bc-38eae2c0-267b-4d34-ba6c-f51bef4259f5) номер кампании и скрин: стратегия, цели, места показа, 8 ссылок.</w:t>
+        <w:t>Прислать агенту GU (https://cursor.com/agents/bc-38eae2c0-267b-4d34-ba6c-f51bef4259f5) номер кампании и скрин: стратегия, цели, места показа, 8 ссылок, уточнения.</w:t>
       </w:r>
     </w:p>
     <w:p>
@@ -3847,7 +4005,7 @@
           <w:b w:val="0"/>
           <w:sz w:val="22"/>
         </w:rPr>
-        <w:t>Проверить, что в соседних РК галерея выключена (раздел 11).</w:t>
+        <w:t>Проверить, что в соседних РК галерея выключена (раздел 13).</w:t>
       </w:r>
     </w:p>
     <w:p>

--- a/cursor/EPK_Galereya_Uslug_BoatSochi_2026-08-18.docx
+++ b/cursor/EPK_Galereya_Uslug_BoatSochi_2026-08-18.docx
@@ -26,7 +26,7 @@
           <w:b/>
           <w:sz w:val="22"/>
         </w:rPr>
-        <w:t>Аккаунт vitaminki21 · код GU · 18.08.2026. РК ещё нет в Директе. Этот документ — как завести кампанию вручную. Агент в кабинет не входит. Живой агент GU: https://cursor.com/agents/bc-38eae2c0-267b-4d34-ba6c-f51bef4259f5</w:t>
+        <w:t>Аккаунт vitaminki21 · код GU. РК запущена. Скрины кабинета 23.08.2026. Агент в кабинет не входит. Живой агент GU: https://cursor.com/agents/bc-38eae2c0-267b-4d34-ba6c-f51bef4259f5</w:t>
       </w:r>
     </w:p>
     <w:p>
@@ -39,7 +39,364 @@
           <w:b w:val="0"/>
           <w:sz w:val="22"/>
         </w:rPr>
-        <w:t>Галерея только у GU. Поиск / РСЯ / Карты — выкл. Счётчик профиля 103116887 — главный. Телефон карточки +7 917 675-05-55. Сайт https://boat-sochi.ru/.</w:t>
+        <w:t>Галерея только у GU. Поиск / РСЯ / Карты — выкл (подтверждено скрином). Телефон карточки +7 917 675-05-55. Сайт https://boat-sochi.ru/.</w:t>
+      </w:r>
+    </w:p>
+    <w:p>
+      <w:pPr>
+        <w:pStyle w:val="Heading1"/>
+      </w:pPr>
+      <w:r>
+        <w:rPr>
+          <w:rFonts w:ascii="Calibri" w:hAnsi="Calibri" w:eastAsia="Calibri"/>
+          <w:b/>
+          <w:color w:val="0B3D5C"/>
+          <w:sz w:val="32"/>
+        </w:rPr>
+        <w:t>0. Факт в кабинете 23.08</w:t>
+      </w:r>
+    </w:p>
+    <w:tbl>
+      <w:tblPr>
+        <w:tblStyle w:val="TableGrid"/>
+        <w:tblW w:type="auto" w:w="0"/>
+        <w:tblLook w:firstColumn="1" w:firstRow="1" w:lastColumn="0" w:lastRow="0" w:noHBand="0" w:noVBand="1" w:val="04A0"/>
+      </w:tblPr>
+      <w:tblGrid>
+        <w:gridCol w:w="5100"/>
+        <w:gridCol w:w="5100"/>
+      </w:tblGrid>
+      <w:tr>
+        <w:tc>
+          <w:tcPr>
+            <w:tcW w:type="dxa" w:w="2835"/>
+            <w:shd w:fill="0B3D5C" w:val="clear"/>
+          </w:tcPr>
+          <w:p>
+            <w:r/>
+            <w:r>
+              <w:rPr>
+                <w:rFonts w:ascii="Calibri" w:hAnsi="Calibri" w:eastAsia="Calibri"/>
+                <w:b/>
+                <w:color w:val="FFFFFF"/>
+                <w:sz w:val="20"/>
+              </w:rPr>
+              <w:t>Поле</w:t>
+            </w:r>
+          </w:p>
+        </w:tc>
+        <w:tc>
+          <w:tcPr>
+            <w:tcW w:type="dxa" w:w="6803"/>
+            <w:shd w:fill="0B3D5C" w:val="clear"/>
+          </w:tcPr>
+          <w:p>
+            <w:r/>
+            <w:r>
+              <w:rPr>
+                <w:rFonts w:ascii="Calibri" w:hAnsi="Calibri" w:eastAsia="Calibri"/>
+                <w:b/>
+                <w:color w:val="FFFFFF"/>
+                <w:sz w:val="20"/>
+              </w:rPr>
+              <w:t>Факт</w:t>
+            </w:r>
+          </w:p>
+        </w:tc>
+      </w:tr>
+      <w:tr>
+        <w:tc>
+          <w:tcPr>
+            <w:tcW w:type="dxa" w:w="2835"/>
+          </w:tcPr>
+          <w:p>
+            <w:r/>
+            <w:r>
+              <w:rPr>
+                <w:rFonts w:ascii="Calibri" w:hAnsi="Calibri" w:eastAsia="Calibri"/>
+                <w:b w:val="0"/>
+                <w:sz w:val="20"/>
+              </w:rPr>
+              <w:t>Места показа</w:t>
+            </w:r>
+          </w:p>
+        </w:tc>
+        <w:tc>
+          <w:tcPr>
+            <w:tcW w:type="dxa" w:w="6803"/>
+          </w:tcPr>
+          <w:p>
+            <w:r/>
+            <w:r>
+              <w:rPr>
+                <w:rFonts w:ascii="Calibri" w:hAnsi="Calibri" w:eastAsia="Calibri"/>
+                <w:b w:val="0"/>
+                <w:sz w:val="20"/>
+              </w:rPr>
+              <w:t>Ручная настройка. Только «Список организаций, отели и галерея услуг»</w:t>
+            </w:r>
+          </w:p>
+        </w:tc>
+      </w:tr>
+      <w:tr>
+        <w:tc>
+          <w:tcPr>
+            <w:tcW w:type="dxa" w:w="2835"/>
+            <w:shd w:fill="F2F7FA" w:val="clear"/>
+          </w:tcPr>
+          <w:p>
+            <w:r/>
+            <w:r>
+              <w:rPr>
+                <w:rFonts w:ascii="Calibri" w:hAnsi="Calibri" w:eastAsia="Calibri"/>
+                <w:b w:val="0"/>
+                <w:sz w:val="20"/>
+              </w:rPr>
+              <w:t>Выкл</w:t>
+            </w:r>
+          </w:p>
+        </w:tc>
+        <w:tc>
+          <w:tcPr>
+            <w:tcW w:type="dxa" w:w="6803"/>
+            <w:shd w:fill="F2F7FA" w:val="clear"/>
+          </w:tcPr>
+          <w:p>
+            <w:r/>
+            <w:r>
+              <w:rPr>
+                <w:rFonts w:ascii="Calibri" w:hAnsi="Calibri" w:eastAsia="Calibri"/>
+                <w:b w:val="0"/>
+                <w:sz w:val="20"/>
+              </w:rPr>
+              <w:t>Товарная галерея · поисковая выдача · динамические · РСЯ · Карты</w:t>
+            </w:r>
+          </w:p>
+        </w:tc>
+      </w:tr>
+      <w:tr>
+        <w:tc>
+          <w:tcPr>
+            <w:tcW w:type="dxa" w:w="2835"/>
+          </w:tcPr>
+          <w:p>
+            <w:r/>
+            <w:r>
+              <w:rPr>
+                <w:rFonts w:ascii="Calibri" w:hAnsi="Calibri" w:eastAsia="Calibri"/>
+                <w:b w:val="0"/>
+                <w:sz w:val="20"/>
+              </w:rPr>
+              <w:t>Стратегия</w:t>
+            </w:r>
+          </w:p>
+        </w:tc>
+        <w:tc>
+          <w:tcPr>
+            <w:tcW w:type="dxa" w:w="6803"/>
+          </w:tcPr>
+          <w:p>
+            <w:r/>
+            <w:r>
+              <w:rPr>
+                <w:rFonts w:ascii="Calibri" w:hAnsi="Calibri" w:eastAsia="Calibri"/>
+                <w:b w:val="0"/>
+                <w:sz w:val="20"/>
+              </w:rPr>
+              <w:t>Обычная · максимум конверсий · оплата за конверсии · цена конверсии</w:t>
+            </w:r>
+          </w:p>
+        </w:tc>
+      </w:tr>
+      <w:tr>
+        <w:tc>
+          <w:tcPr>
+            <w:tcW w:type="dxa" w:w="2835"/>
+            <w:shd w:fill="F2F7FA" w:val="clear"/>
+          </w:tcPr>
+          <w:p>
+            <w:r/>
+            <w:r>
+              <w:rPr>
+                <w:rFonts w:ascii="Calibri" w:hAnsi="Calibri" w:eastAsia="Calibri"/>
+                <w:b w:val="0"/>
+                <w:sz w:val="20"/>
+              </w:rPr>
+              <w:t>Обучение</w:t>
+            </w:r>
+          </w:p>
+        </w:tc>
+        <w:tc>
+          <w:tcPr>
+            <w:tcW w:type="dxa" w:w="6803"/>
+            <w:shd w:fill="F2F7FA" w:val="clear"/>
+          </w:tcPr>
+          <w:p>
+            <w:r/>
+            <w:r>
+              <w:rPr>
+                <w:rFonts w:ascii="Calibri" w:hAnsi="Calibri" w:eastAsia="Calibri"/>
+                <w:b w:val="0"/>
+                <w:sz w:val="20"/>
+              </w:rPr>
+              <w:t>0/10 конв. за неделю · 5 дней · «не меняйте настройки»</w:t>
+            </w:r>
+          </w:p>
+        </w:tc>
+      </w:tr>
+      <w:tr>
+        <w:tc>
+          <w:tcPr>
+            <w:tcW w:type="dxa" w:w="2835"/>
+          </w:tcPr>
+          <w:p>
+            <w:r/>
+            <w:r>
+              <w:rPr>
+                <w:rFonts w:ascii="Calibri" w:hAnsi="Calibri" w:eastAsia="Calibri"/>
+                <w:b w:val="0"/>
+                <w:sz w:val="20"/>
+              </w:rPr>
+              <w:t>Бюджет</w:t>
+            </w:r>
+          </w:p>
+        </w:tc>
+        <w:tc>
+          <w:tcPr>
+            <w:tcW w:type="dxa" w:w="6803"/>
+          </w:tcPr>
+          <w:p>
+            <w:r/>
+            <w:r>
+              <w:rPr>
+                <w:rFonts w:ascii="Calibri" w:hAnsi="Calibri" w:eastAsia="Calibri"/>
+                <w:b w:val="0"/>
+                <w:sz w:val="20"/>
+              </w:rPr>
+              <w:t>5 000 ₽ / нед (план был 9 000 — не поднимать на обучении)</w:t>
+            </w:r>
+          </w:p>
+        </w:tc>
+      </w:tr>
+      <w:tr>
+        <w:tc>
+          <w:tcPr>
+            <w:tcW w:type="dxa" w:w="2835"/>
+            <w:shd w:fill="F2F7FA" w:val="clear"/>
+          </w:tcPr>
+          <w:p>
+            <w:r/>
+            <w:r>
+              <w:rPr>
+                <w:rFonts w:ascii="Calibri" w:hAnsi="Calibri" w:eastAsia="Calibri"/>
+                <w:b w:val="0"/>
+                <w:sz w:val="20"/>
+              </w:rPr>
+              <w:t>Счётчик в стратегии</w:t>
+            </w:r>
+          </w:p>
+        </w:tc>
+        <w:tc>
+          <w:tcPr>
+            <w:tcW w:type="dxa" w:w="6803"/>
+            <w:shd w:fill="F2F7FA" w:val="clear"/>
+          </w:tcPr>
+          <w:p>
+            <w:r/>
+            <w:r>
+              <w:rPr>
+                <w:rFonts w:ascii="Calibri" w:hAnsi="Calibri" w:eastAsia="Calibri"/>
+                <w:b w:val="0"/>
+                <w:sz w:val="20"/>
+              </w:rPr>
+              <w:t>активен сайт 94713538; профиль 103116887 в списке, не главный</w:t>
+            </w:r>
+          </w:p>
+        </w:tc>
+      </w:tr>
+      <w:tr>
+        <w:tc>
+          <w:tcPr>
+            <w:tcW w:type="dxa" w:w="2835"/>
+          </w:tcPr>
+          <w:p>
+            <w:r/>
+            <w:r>
+              <w:rPr>
+                <w:rFonts w:ascii="Calibri" w:hAnsi="Calibri" w:eastAsia="Calibri"/>
+                <w:b w:val="0"/>
+                <w:sz w:val="20"/>
+              </w:rPr>
+              <w:t>Группа</w:t>
+            </w:r>
+          </w:p>
+        </w:tc>
+        <w:tc>
+          <w:tcPr>
+            <w:tcW w:type="dxa" w:w="6803"/>
+          </w:tcPr>
+          <w:p>
+            <w:r/>
+            <w:r>
+              <w:rPr>
+                <w:rFonts w:ascii="Calibri" w:hAnsi="Calibri" w:eastAsia="Calibri"/>
+                <w:b w:val="0"/>
+                <w:sz w:val="20"/>
+              </w:rPr>
+              <w:t>Яхты Сочи · 5789218554</w:t>
+            </w:r>
+          </w:p>
+        </w:tc>
+      </w:tr>
+      <w:tr>
+        <w:tc>
+          <w:tcPr>
+            <w:tcW w:type="dxa" w:w="2835"/>
+            <w:shd w:fill="F2F7FA" w:val="clear"/>
+          </w:tcPr>
+          <w:p>
+            <w:r/>
+            <w:r>
+              <w:rPr>
+                <w:rFonts w:ascii="Calibri" w:hAnsi="Calibri" w:eastAsia="Calibri"/>
+                <w:b w:val="0"/>
+                <w:sz w:val="20"/>
+              </w:rPr>
+              <w:t>Адрес в целях профиля</w:t>
+            </w:r>
+          </w:p>
+        </w:tc>
+        <w:tc>
+          <w:tcPr>
+            <w:tcW w:type="dxa" w:w="6803"/>
+            <w:shd w:fill="F2F7FA" w:val="clear"/>
+          </w:tcPr>
+          <w:p>
+            <w:r/>
+            <w:r>
+              <w:rPr>
+                <w:rFonts w:ascii="Calibri" w:hAnsi="Calibri" w:eastAsia="Calibri"/>
+                <w:b w:val="0"/>
+                <w:sz w:val="20"/>
+              </w:rPr>
+              <w:t>Морской бульвар, 1В/3</w:t>
+            </w:r>
+          </w:p>
+        </w:tc>
+      </w:tr>
+    </w:tbl>
+    <w:p/>
+    <w:p>
+      <w:pPr>
+        <w:spacing w:after="120" w:before="0"/>
+      </w:pPr>
+      <w:r>
+        <w:rPr>
+          <w:rFonts w:ascii="Calibri" w:hAnsi="Calibri" w:eastAsia="Calibri"/>
+          <w:b w:val="0"/>
+          <w:sz w:val="22"/>
+        </w:rPr>
+        <w:t>Цены целей факт: сайт тел 140 / MAX 120 / TG 120 / автоцель контакт 130 (все вкл). Профиль: позвонить 110 вкл · кнопка действия 110 вкл · WhatsApp 100 выкл · Telegram 100 выкл. На обучении цели и главный счётчик не переключать.</w:t>
       </w:r>
     </w:p>
     <w:p>
@@ -192,7 +549,7 @@
                 <w:b w:val="0"/>
                 <w:sz w:val="20"/>
               </w:rPr>
-              <w:t>Группа</w:t>
+              <w:t>Группа факт</w:t>
             </w:r>
           </w:p>
         </w:tc>
@@ -209,7 +566,7 @@
                 <w:b w:val="0"/>
                 <w:sz w:val="20"/>
               </w:rPr>
-              <w:t>GU · Организация boat-sochi</w:t>
+              <w:t>Яхты Сочи · 5789218554</w:t>
             </w:r>
           </w:p>
         </w:tc>
@@ -542,7 +899,7 @@
                 <w:b w:val="0"/>
                 <w:sz w:val="20"/>
               </w:rPr>
-              <w:t>Недельный бюджет</w:t>
+              <w:t>Недельный бюджет факт</w:t>
             </w:r>
           </w:p>
         </w:tc>
@@ -559,7 +916,7 @@
                 <w:b w:val="0"/>
                 <w:sz w:val="20"/>
               </w:rPr>
-              <w:t>9 000 ₽ (коридор 8 000–10 000)</w:t>
+              <w:t>5 000 ₽ (план 8–10 тыс. — не менять на обучении)</w:t>
             </w:r>
           </w:p>
         </w:tc>
@@ -1124,7 +1481,7 @@
           <w:b w:val="0"/>
           <w:sz w:val="22"/>
         </w:rPr>
-        <w:t>Ядро GU — счётчик профиля 103116887. Сайт 94713538 — второй очередью. Профиль не ставить вдвое дешевле сайта (урок Tigger: 130 vs 300 тянул мусор). В колонке «вписать» — конкретное число, чтобы не гадать в кабинете.</w:t>
+        <w:t>Факт 23.08 в таблице. Ядро GU по плану — профиль 103116887, сейчас в стратегии главный сайт 94713538. На обучении (0/10) цены и состав целей не менять. После обучения: профиль главный, WA/TG профиля вкл.</w:t>
       </w:r>
     </w:p>
     <w:tbl>
@@ -1242,7 +1599,7 @@
                 <w:b w:val="0"/>
                 <w:sz w:val="20"/>
               </w:rPr>
-              <w:t>Клик «Позвонить» (карточка)</w:t>
+              <w:t>Клик на позвонить 441960267</w:t>
             </w:r>
           </w:p>
         </w:tc>
@@ -1258,7 +1615,7 @@
                 <w:b w:val="0"/>
                 <w:sz w:val="20"/>
               </w:rPr>
-              <w:t>100–120 ₽</w:t>
+              <w:t>вкл</w:t>
             </w:r>
           </w:p>
         </w:tc>
@@ -1310,7 +1667,7 @@
                 <w:b w:val="0"/>
                 <w:sz w:val="20"/>
               </w:rPr>
-              <w:t>Мессенджер (карточка)</w:t>
+              <w:t>Кнопка действия 441960269</w:t>
             </w:r>
           </w:p>
         </w:tc>
@@ -1327,7 +1684,143 @@
                 <w:b w:val="0"/>
                 <w:sz w:val="20"/>
               </w:rPr>
-              <w:t>90–110 ₽</w:t>
+              <w:t>вкл</w:t>
+            </w:r>
+          </w:p>
+        </w:tc>
+        <w:tc>
+          <w:tcPr>
+            <w:tcW w:type="dxa" w:w="1984"/>
+            <w:shd w:fill="F2F7FA" w:val="clear"/>
+          </w:tcPr>
+          <w:p>
+            <w:r/>
+            <w:r>
+              <w:rPr>
+                <w:rFonts w:ascii="Calibri" w:hAnsi="Calibri" w:eastAsia="Calibri"/>
+                <w:b w:val="0"/>
+                <w:sz w:val="20"/>
+              </w:rPr>
+              <w:t>110 ₽</w:t>
+            </w:r>
+          </w:p>
+        </w:tc>
+      </w:tr>
+      <w:tr>
+        <w:tc>
+          <w:tcPr>
+            <w:tcW w:type="dxa" w:w="2268"/>
+          </w:tcPr>
+          <w:p>
+            <w:r/>
+            <w:r>
+              <w:rPr>
+                <w:rFonts w:ascii="Calibri" w:hAnsi="Calibri" w:eastAsia="Calibri"/>
+                <w:b w:val="0"/>
+                <w:sz w:val="20"/>
+              </w:rPr>
+              <w:t>103116887 профиль</w:t>
+            </w:r>
+          </w:p>
+        </w:tc>
+        <w:tc>
+          <w:tcPr>
+            <w:tcW w:type="dxa" w:w="2835"/>
+          </w:tcPr>
+          <w:p>
+            <w:r/>
+            <w:r>
+              <w:rPr>
+                <w:rFonts w:ascii="Calibri" w:hAnsi="Calibri" w:eastAsia="Calibri"/>
+                <w:b w:val="0"/>
+                <w:sz w:val="20"/>
+              </w:rPr>
+              <w:t>WhatsApp 441960276</w:t>
+            </w:r>
+          </w:p>
+        </w:tc>
+        <w:tc>
+          <w:tcPr>
+            <w:tcW w:type="dxa" w:w="2268"/>
+          </w:tcPr>
+          <w:p>
+            <w:r/>
+            <w:r>
+              <w:rPr>
+                <w:rFonts w:ascii="Calibri" w:hAnsi="Calibri" w:eastAsia="Calibri"/>
+                <w:b w:val="0"/>
+                <w:sz w:val="20"/>
+              </w:rPr>
+              <w:t>выкл (серый)</w:t>
+            </w:r>
+          </w:p>
+        </w:tc>
+        <w:tc>
+          <w:tcPr>
+            <w:tcW w:type="dxa" w:w="1984"/>
+          </w:tcPr>
+          <w:p>
+            <w:r/>
+            <w:r>
+              <w:rPr>
+                <w:rFonts w:ascii="Calibri" w:hAnsi="Calibri" w:eastAsia="Calibri"/>
+                <w:b w:val="0"/>
+                <w:sz w:val="20"/>
+              </w:rPr>
+              <w:t>100 ₽</w:t>
+            </w:r>
+          </w:p>
+        </w:tc>
+      </w:tr>
+      <w:tr>
+        <w:tc>
+          <w:tcPr>
+            <w:tcW w:type="dxa" w:w="2268"/>
+            <w:shd w:fill="F2F7FA" w:val="clear"/>
+          </w:tcPr>
+          <w:p>
+            <w:r/>
+            <w:r>
+              <w:rPr>
+                <w:rFonts w:ascii="Calibri" w:hAnsi="Calibri" w:eastAsia="Calibri"/>
+                <w:b w:val="0"/>
+                <w:sz w:val="20"/>
+              </w:rPr>
+              <w:t>103116887 профиль</w:t>
+            </w:r>
+          </w:p>
+        </w:tc>
+        <w:tc>
+          <w:tcPr>
+            <w:tcW w:type="dxa" w:w="2835"/>
+            <w:shd w:fill="F2F7FA" w:val="clear"/>
+          </w:tcPr>
+          <w:p>
+            <w:r/>
+            <w:r>
+              <w:rPr>
+                <w:rFonts w:ascii="Calibri" w:hAnsi="Calibri" w:eastAsia="Calibri"/>
+                <w:b w:val="0"/>
+                <w:sz w:val="20"/>
+              </w:rPr>
+              <w:t>Telegram 441960277</w:t>
+            </w:r>
+          </w:p>
+        </w:tc>
+        <w:tc>
+          <w:tcPr>
+            <w:tcW w:type="dxa" w:w="2268"/>
+            <w:shd w:fill="F2F7FA" w:val="clear"/>
+          </w:tcPr>
+          <w:p>
+            <w:r/>
+            <w:r>
+              <w:rPr>
+                <w:rFonts w:ascii="Calibri" w:hAnsi="Calibri" w:eastAsia="Calibri"/>
+                <w:b w:val="0"/>
+                <w:sz w:val="20"/>
+              </w:rPr>
+              <w:t>выкл (серый)</w:t>
             </w:r>
           </w:p>
         </w:tc>
@@ -1362,7 +1855,7 @@
                 <w:b w:val="0"/>
                 <w:sz w:val="20"/>
               </w:rPr>
-              <w:t>103116887 профиль</w:t>
+              <w:t>94713538 сайт</w:t>
             </w:r>
           </w:p>
         </w:tc>
@@ -1378,7 +1871,7 @@
                 <w:b w:val="0"/>
                 <w:sz w:val="20"/>
               </w:rPr>
-              <w:t>Другие действия в карточке</w:t>
+              <w:t>Телефон 306850396</w:t>
             </w:r>
           </w:p>
         </w:tc>
@@ -1394,7 +1887,7 @@
                 <w:b w:val="0"/>
                 <w:sz w:val="20"/>
               </w:rPr>
-              <w:t>не дешевле звонка</w:t>
+              <w:t>вкл</w:t>
             </w:r>
           </w:p>
         </w:tc>
@@ -1410,7 +1903,7 @@
                 <w:b w:val="0"/>
                 <w:sz w:val="20"/>
               </w:rPr>
-              <w:t>≥ 110 ₽</w:t>
+              <w:t>140 ₽</w:t>
             </w:r>
           </w:p>
         </w:tc>
@@ -1446,7 +1939,7 @@
                 <w:b w:val="0"/>
                 <w:sz w:val="20"/>
               </w:rPr>
-              <w:t>Телефон</w:t>
+              <w:t>MAX 543735704</w:t>
             </w:r>
           </w:p>
         </w:tc>
@@ -1463,7 +1956,7 @@
                 <w:b w:val="0"/>
                 <w:sz w:val="20"/>
               </w:rPr>
-              <w:t>как MP, не 300 Tigger</w:t>
+              <w:t>вкл</w:t>
             </w:r>
           </w:p>
         </w:tc>
@@ -1480,7 +1973,7 @@
                 <w:b w:val="0"/>
                 <w:sz w:val="20"/>
               </w:rPr>
-              <w:t>140 ₽</w:t>
+              <w:t>120 ₽</w:t>
             </w:r>
           </w:p>
         </w:tc>
@@ -1514,7 +2007,7 @@
                 <w:b w:val="0"/>
                 <w:sz w:val="20"/>
               </w:rPr>
-              <w:t>Telegram</w:t>
+              <w:t>Телеграм 458219702</w:t>
             </w:r>
           </w:p>
         </w:tc>
@@ -1530,7 +2023,7 @@
                 <w:b w:val="0"/>
                 <w:sz w:val="20"/>
               </w:rPr>
-              <w:t>—</w:t>
+              <w:t>вкл</w:t>
             </w:r>
           </w:p>
         </w:tc>
@@ -1582,7 +2075,7 @@
                 <w:b w:val="0"/>
                 <w:sz w:val="20"/>
               </w:rPr>
-              <w:t>MAX</w:t>
+              <w:t>Автоцель контакт 565362888</w:t>
             </w:r>
           </w:p>
         </w:tc>
@@ -1599,7 +2092,7 @@
                 <w:b w:val="0"/>
                 <w:sz w:val="20"/>
               </w:rPr>
-              <w:t>—</w:t>
+              <w:t>вкл</w:t>
             </w:r>
           </w:p>
         </w:tc>
@@ -1616,7 +2109,7 @@
                 <w:b w:val="0"/>
                 <w:sz w:val="20"/>
               </w:rPr>
-              <w:t>120 ₽</w:t>
+              <w:t>130 ₽</w:t>
             </w:r>
           </w:p>
         </w:tc>
